--- a/zht/docx/141.content.docx
+++ b/zht/docx/141.content.docx
@@ -462,18 +462,12 @@
           <w:lang w:val="zh_TW" w:bidi="zh_TW"/>
         </w:rPr>
       </w:r>
-      <w:hyperlink r:id="rId13">
-        <w:r>
-          <w:rPr>
-            <w:lang w:val="zh_TW" w:bidi="zh_TW"/>
-          </w:rPr>
-          <w:rPr>
-            <w:color w:val="0000EE"/>
-            <w:u w:val="single"/>
-          </w:rPr>
-          <w:t>約翰壹書1:8</w:t>
-        </w:r>
-      </w:hyperlink>
+      <w:r>
+        <w:rPr>
+          <w:lang w:val="zh_TW" w:bidi="zh_TW"/>
+        </w:rPr>
+        <w:t>約翰壹書1:8</w:t>
+      </w:r>
     </w:p>
     <w:p>
       <w:pPr>
@@ -486,18 +480,12 @@
           <w:lang w:val="zh_TW" w:bidi="zh_TW"/>
         </w:rPr>
       </w:r>
-      <w:hyperlink r:id="rId14">
-        <w:r>
-          <w:rPr>
-            <w:lang w:val="zh_TW" w:bidi="zh_TW"/>
-          </w:rPr>
-          <w:rPr>
-            <w:color w:val="0000EE"/>
-            <w:u w:val="single"/>
-          </w:rPr>
-          <w:t>提摩太前書2:14</w:t>
-        </w:r>
-      </w:hyperlink>
+      <w:r>
+        <w:rPr>
+          <w:lang w:val="zh_TW" w:bidi="zh_TW"/>
+        </w:rPr>
+        <w:t>提摩太前書2:14</w:t>
+      </w:r>
     </w:p>
     <w:p>
       <w:pPr>
@@ -510,18 +498,12 @@
           <w:lang w:val="zh_TW" w:bidi="zh_TW"/>
         </w:rPr>
       </w:r>
-      <w:hyperlink r:id="rId15">
-        <w:r>
-          <w:rPr>
-            <w:lang w:val="zh_TW" w:bidi="zh_TW"/>
-          </w:rPr>
-          <w:rPr>
-            <w:color w:val="0000EE"/>
-            <w:u w:val="single"/>
-          </w:rPr>
-          <w:t>帖撒羅尼迦後書2:3–4</w:t>
-        </w:r>
-      </w:hyperlink>
+      <w:r>
+        <w:rPr>
+          <w:lang w:val="zh_TW" w:bidi="zh_TW"/>
+        </w:rPr>
+        <w:t>帖撒羅尼迦後書2:3–4</w:t>
+      </w:r>
     </w:p>
     <w:p>
       <w:pPr>
@@ -534,18 +516,12 @@
           <w:lang w:val="zh_TW" w:bidi="zh_TW"/>
         </w:rPr>
       </w:r>
-      <w:hyperlink r:id="rId16">
-        <w:r>
-          <w:rPr>
-            <w:lang w:val="zh_TW" w:bidi="zh_TW"/>
-          </w:rPr>
-          <w:rPr>
-            <w:color w:val="0000EE"/>
-            <w:u w:val="single"/>
-          </w:rPr>
-          <w:t>創世記3:12–13</w:t>
-        </w:r>
-      </w:hyperlink>
+      <w:r>
+        <w:rPr>
+          <w:lang w:val="zh_TW" w:bidi="zh_TW"/>
+        </w:rPr>
+        <w:t>創世記3:12–13</w:t>
+      </w:r>
     </w:p>
     <w:p>
       <w:pPr>
@@ -558,18 +534,12 @@
           <w:lang w:val="zh_TW" w:bidi="zh_TW"/>
         </w:rPr>
       </w:r>
-      <w:hyperlink r:id="rId17">
-        <w:r>
-          <w:rPr>
-            <w:lang w:val="zh_TW" w:bidi="zh_TW"/>
-          </w:rPr>
-          <w:rPr>
-            <w:color w:val="0000EE"/>
-            <w:u w:val="single"/>
-          </w:rPr>
-          <w:t>創世記31:26–28</w:t>
-        </w:r>
-      </w:hyperlink>
+      <w:r>
+        <w:rPr>
+          <w:lang w:val="zh_TW" w:bidi="zh_TW"/>
+        </w:rPr>
+        <w:t>創世記31:26–28</w:t>
+      </w:r>
     </w:p>
     <w:p>
       <w:pPr>
@@ -582,18 +552,12 @@
           <w:lang w:val="zh_TW" w:bidi="zh_TW"/>
         </w:rPr>
       </w:r>
-      <w:hyperlink r:id="rId18">
-        <w:r>
-          <w:rPr>
-            <w:lang w:val="zh_TW" w:bidi="zh_TW"/>
-          </w:rPr>
-          <w:rPr>
-            <w:color w:val="0000EE"/>
-            <w:u w:val="single"/>
-          </w:rPr>
-          <w:t>利未記19:11–12</w:t>
-        </w:r>
-      </w:hyperlink>
+      <w:r>
+        <w:rPr>
+          <w:lang w:val="zh_TW" w:bidi="zh_TW"/>
+        </w:rPr>
+        <w:t>利未記19:11–12</w:t>
+      </w:r>
     </w:p>
     <w:p>
       <w:pPr>
@@ -606,18 +570,12 @@
           <w:lang w:val="zh_TW" w:bidi="zh_TW"/>
         </w:rPr>
       </w:r>
-      <w:hyperlink r:id="rId19">
-        <w:r>
-          <w:rPr>
-            <w:lang w:val="zh_TW" w:bidi="zh_TW"/>
-          </w:rPr>
-          <w:rPr>
-            <w:color w:val="0000EE"/>
-            <w:u w:val="single"/>
-          </w:rPr>
-          <w:t>馬太福音27:64</w:t>
-        </w:r>
-      </w:hyperlink>
+      <w:r>
+        <w:rPr>
+          <w:lang w:val="zh_TW" w:bidi="zh_TW"/>
+        </w:rPr>
+        <w:t>馬太福音27:64</w:t>
+      </w:r>
     </w:p>
     <w:p>
       <w:pPr>
@@ -630,18 +588,12 @@
           <w:lang w:val="zh_TW" w:bidi="zh_TW"/>
         </w:rPr>
       </w:r>
-      <w:hyperlink r:id="rId20">
-        <w:r>
-          <w:rPr>
-            <w:lang w:val="zh_TW" w:bidi="zh_TW"/>
-          </w:rPr>
-          <w:rPr>
-            <w:color w:val="0000EE"/>
-            <w:u w:val="single"/>
-          </w:rPr>
-          <w:t>彌迦書6:11</w:t>
-        </w:r>
-      </w:hyperlink>
+      <w:r>
+        <w:rPr>
+          <w:lang w:val="zh_TW" w:bidi="zh_TW"/>
+        </w:rPr>
+        <w:t>彌迦書6:11</w:t>
+      </w:r>
     </w:p>
     <w:p>
       <w:pPr>
@@ -941,18 +893,12 @@
           <w:lang w:val="zh_TW" w:bidi="zh_TW"/>
         </w:rPr>
       </w:r>
-      <w:hyperlink r:id="rId21">
-        <w:r>
-          <w:rPr>
-            <w:lang w:val="zh_TW" w:bidi="zh_TW"/>
-          </w:rPr>
-          <w:rPr>
-            <w:color w:val="0000EE"/>
-            <w:u w:val="single"/>
-          </w:rPr>
-          <w:t>帖撒羅尼迦前書3:9</w:t>
-        </w:r>
-      </w:hyperlink>
+      <w:r>
+        <w:rPr>
+          <w:lang w:val="zh_TW" w:bidi="zh_TW"/>
+        </w:rPr>
+        <w:t>帖撒羅尼迦前書3:9</w:t>
+      </w:r>
     </w:p>
     <w:p>
       <w:pPr>
@@ -965,18 +911,12 @@
           <w:lang w:val="zh_TW" w:bidi="zh_TW"/>
         </w:rPr>
       </w:r>
-      <w:hyperlink r:id="rId22">
-        <w:r>
-          <w:rPr>
-            <w:lang w:val="zh_TW" w:bidi="zh_TW"/>
-          </w:rPr>
-          <w:rPr>
-            <w:color w:val="0000EE"/>
-            <w:u w:val="single"/>
-          </w:rPr>
-          <w:t>使徒行傳8:24</w:t>
-        </w:r>
-      </w:hyperlink>
+      <w:r>
+        <w:rPr>
+          <w:lang w:val="zh_TW" w:bidi="zh_TW"/>
+        </w:rPr>
+        <w:t>使徒行傳8:24</w:t>
+      </w:r>
     </w:p>
     <w:p>
       <w:pPr>
@@ -989,18 +929,12 @@
           <w:lang w:val="zh_TW" w:bidi="zh_TW"/>
         </w:rPr>
       </w:r>
-      <w:hyperlink r:id="rId23">
-        <w:r>
-          <w:rPr>
-            <w:lang w:val="zh_TW" w:bidi="zh_TW"/>
-          </w:rPr>
-          <w:rPr>
-            <w:color w:val="0000EE"/>
-            <w:u w:val="single"/>
-          </w:rPr>
-          <w:t>使徒行傳14:26</w:t>
-        </w:r>
-      </w:hyperlink>
+      <w:r>
+        <w:rPr>
+          <w:lang w:val="zh_TW" w:bidi="zh_TW"/>
+        </w:rPr>
+        <w:t>使徒行傳14:26</w:t>
+      </w:r>
     </w:p>
     <w:p>
       <w:pPr>
@@ -1013,18 +947,12 @@
           <w:lang w:val="zh_TW" w:bidi="zh_TW"/>
         </w:rPr>
       </w:r>
-      <w:hyperlink r:id="rId24">
-        <w:r>
-          <w:rPr>
-            <w:lang w:val="zh_TW" w:bidi="zh_TW"/>
-          </w:rPr>
-          <w:rPr>
-            <w:color w:val="0000EE"/>
-            <w:u w:val="single"/>
-          </w:rPr>
-          <w:t>歌羅西書4:4</w:t>
-        </w:r>
-      </w:hyperlink>
+      <w:r>
+        <w:rPr>
+          <w:lang w:val="zh_TW" w:bidi="zh_TW"/>
+        </w:rPr>
+        <w:t>歌羅西書4:4</w:t>
+      </w:r>
     </w:p>
     <w:p>
       <w:pPr>
@@ -1037,18 +965,12 @@
           <w:lang w:val="zh_TW" w:bidi="zh_TW"/>
         </w:rPr>
       </w:r>
-      <w:hyperlink r:id="rId25">
-        <w:r>
-          <w:rPr>
-            <w:lang w:val="zh_TW" w:bidi="zh_TW"/>
-          </w:rPr>
-          <w:rPr>
-            <w:color w:val="0000EE"/>
-            <w:u w:val="single"/>
-          </w:rPr>
-          <w:t>約翰福音17:9</w:t>
-        </w:r>
-      </w:hyperlink>
+      <w:r>
+        <w:rPr>
+          <w:lang w:val="zh_TW" w:bidi="zh_TW"/>
+        </w:rPr>
+        <w:t>約翰福音17:9</w:t>
+      </w:r>
     </w:p>
     <w:p>
       <w:pPr>
@@ -1061,18 +983,12 @@
           <w:lang w:val="zh_TW" w:bidi="zh_TW"/>
         </w:rPr>
       </w:r>
-      <w:hyperlink r:id="rId26">
-        <w:r>
-          <w:rPr>
-            <w:lang w:val="zh_TW" w:bidi="zh_TW"/>
-          </w:rPr>
-          <w:rPr>
-            <w:color w:val="0000EE"/>
-            <w:u w:val="single"/>
-          </w:rPr>
-          <w:t>路加福音11:1</w:t>
-        </w:r>
-      </w:hyperlink>
+      <w:r>
+        <w:rPr>
+          <w:lang w:val="zh_TW" w:bidi="zh_TW"/>
+        </w:rPr>
+        <w:t>路加福音11:1</w:t>
+      </w:r>
     </w:p>
     <w:p>
       <w:pPr>
@@ -1085,18 +1001,12 @@
           <w:lang w:val="zh_TW" w:bidi="zh_TW"/>
         </w:rPr>
       </w:r>
-      <w:hyperlink r:id="rId27">
-        <w:r>
-          <w:rPr>
-            <w:lang w:val="zh_TW" w:bidi="zh_TW"/>
-          </w:rPr>
-          <w:rPr>
-            <w:color w:val="0000EE"/>
-            <w:u w:val="single"/>
-          </w:rPr>
-          <w:t>馬太福音5:43–45</w:t>
-        </w:r>
-      </w:hyperlink>
+      <w:r>
+        <w:rPr>
+          <w:lang w:val="zh_TW" w:bidi="zh_TW"/>
+        </w:rPr>
+        <w:t>馬太福音5:43–45</w:t>
+      </w:r>
     </w:p>
     <w:p>
       <w:pPr>
@@ -1109,18 +1019,12 @@
           <w:lang w:val="zh_TW" w:bidi="zh_TW"/>
         </w:rPr>
       </w:r>
-      <w:hyperlink r:id="rId28">
-        <w:r>
-          <w:rPr>
-            <w:lang w:val="zh_TW" w:bidi="zh_TW"/>
-          </w:rPr>
-          <w:rPr>
-            <w:color w:val="0000EE"/>
-            <w:u w:val="single"/>
-          </w:rPr>
-          <w:t>馬太福音14:22–24</w:t>
-        </w:r>
-      </w:hyperlink>
+      <w:r>
+        <w:rPr>
+          <w:lang w:val="zh_TW" w:bidi="zh_TW"/>
+        </w:rPr>
+        <w:t>馬太福音14:22–24</w:t>
+      </w:r>
     </w:p>
     <w:p>
       <w:pPr>
@@ -2368,18 +2272,12 @@
           <w:lang w:val="zh_TW" w:bidi="zh_TW"/>
         </w:rPr>
       </w:r>
-      <w:hyperlink r:id="rId29">
-        <w:r>
-          <w:rPr>
-            <w:lang w:val="zh_TW" w:bidi="zh_TW"/>
-          </w:rPr>
-          <w:rPr>
-            <w:color w:val="0000EE"/>
-            <w:u w:val="single"/>
-          </w:rPr>
-          <w:t>加拉太書4:12–14</w:t>
-        </w:r>
-      </w:hyperlink>
+      <w:r>
+        <w:rPr>
+          <w:lang w:val="zh_TW" w:bidi="zh_TW"/>
+        </w:rPr>
+        <w:t>加拉太書4:12–14</w:t>
+      </w:r>
     </w:p>
     <w:p>
       <w:pPr>
@@ -2392,18 +2290,12 @@
           <w:lang w:val="zh_TW" w:bidi="zh_TW"/>
         </w:rPr>
       </w:r>
-      <w:hyperlink r:id="rId30">
-        <w:r>
-          <w:rPr>
-            <w:lang w:val="zh_TW" w:bidi="zh_TW"/>
-          </w:rPr>
-          <w:rPr>
-            <w:color w:val="0000EE"/>
-            <w:u w:val="single"/>
-          </w:rPr>
-          <w:t>何西阿書4:6–7</w:t>
-        </w:r>
-      </w:hyperlink>
+      <w:r>
+        <w:rPr>
+          <w:lang w:val="zh_TW" w:bidi="zh_TW"/>
+        </w:rPr>
+        <w:t>何西阿書4:6–7</w:t>
+      </w:r>
     </w:p>
     <w:p>
       <w:pPr>
@@ -2416,18 +2308,12 @@
           <w:lang w:val="zh_TW" w:bidi="zh_TW"/>
         </w:rPr>
       </w:r>
-      <w:hyperlink r:id="rId31">
-        <w:r>
-          <w:rPr>
-            <w:lang w:val="zh_TW" w:bidi="zh_TW"/>
-          </w:rPr>
-          <w:rPr>
-            <w:color w:val="0000EE"/>
-            <w:u w:val="single"/>
-          </w:rPr>
-          <w:t>以賽亞書41:9</w:t>
-        </w:r>
-      </w:hyperlink>
+      <w:r>
+        <w:rPr>
+          <w:lang w:val="zh_TW" w:bidi="zh_TW"/>
+        </w:rPr>
+        <w:t>以賽亞書41:9</w:t>
+      </w:r>
     </w:p>
     <w:p>
       <w:pPr>
@@ -2440,18 +2326,12 @@
           <w:lang w:val="zh_TW" w:bidi="zh_TW"/>
         </w:rPr>
       </w:r>
-      <w:hyperlink r:id="rId32">
-        <w:r>
-          <w:rPr>
-            <w:lang w:val="zh_TW" w:bidi="zh_TW"/>
-          </w:rPr>
-          <w:rPr>
-            <w:color w:val="0000EE"/>
-            <w:u w:val="single"/>
-          </w:rPr>
-          <w:t>約翰福音12:48–50</w:t>
-        </w:r>
-      </w:hyperlink>
+      <w:r>
+        <w:rPr>
+          <w:lang w:val="zh_TW" w:bidi="zh_TW"/>
+        </w:rPr>
+        <w:t>約翰福音12:48–50</w:t>
+      </w:r>
     </w:p>
     <w:p>
       <w:pPr>
@@ -2464,18 +2344,12 @@
           <w:lang w:val="zh_TW" w:bidi="zh_TW"/>
         </w:rPr>
       </w:r>
-      <w:hyperlink r:id="rId33">
-        <w:r>
-          <w:rPr>
-            <w:lang w:val="zh_TW" w:bidi="zh_TW"/>
-          </w:rPr>
-          <w:rPr>
-            <w:color w:val="0000EE"/>
-            <w:u w:val="single"/>
-          </w:rPr>
-          <w:t>馬可福音7:9</w:t>
-        </w:r>
-      </w:hyperlink>
+      <w:r>
+        <w:rPr>
+          <w:lang w:val="zh_TW" w:bidi="zh_TW"/>
+        </w:rPr>
+        <w:t>馬可福音7:9</w:t>
+      </w:r>
     </w:p>
     <w:p>
       <w:pPr>

--- a/zht/docx/141.content.docx
+++ b/zht/docx/141.content.docx
@@ -425,19 +425,7 @@
         <w:rPr>
           <w:lang w:val="zh_TW" w:bidi="zh_TW"/>
         </w:rPr>
-        <w:t>（另見：</w:t>
-      </w:r>
-      <w:r>
-        <w:rPr>
-          <w:lang w:val="zh_TW" w:bidi="zh_TW"/>
-        </w:rPr>
-        <w:t>真實</w:t>
-      </w:r>
-      <w:r>
-        <w:rPr>
-          <w:lang w:val="zh_TW" w:bidi="zh_TW"/>
-        </w:rPr>
-        <w:t>）</w:t>
+        <w:t>（另見：真實）</w:t>
       </w:r>
     </w:p>
     <w:p>
@@ -2199,55 +2187,7 @@
         <w:rPr>
           <w:lang w:val="zh_TW" w:bidi="zh_TW"/>
         </w:rPr>
-        <w:t>（另見：</w:t>
-      </w:r>
-      <w:r>
-        <w:rPr>
-          <w:lang w:val="zh_TW" w:bidi="zh_TW"/>
-        </w:rPr>
-        <w:t>命令</w:t>
-      </w:r>
-      <w:r>
-        <w:rPr>
-          <w:lang w:val="zh_TW" w:bidi="zh_TW"/>
-        </w:rPr>
-        <w:t>、</w:t>
-      </w:r>
-      <w:r>
-        <w:rPr>
-          <w:lang w:val="zh_TW" w:bidi="zh_TW"/>
-        </w:rPr>
-        <w:t>違背</w:t>
-      </w:r>
-      <w:r>
-        <w:rPr>
-          <w:lang w:val="zh_TW" w:bidi="zh_TW"/>
-        </w:rPr>
-        <w:t>、</w:t>
-      </w:r>
-      <w:r>
-        <w:rPr>
-          <w:lang w:val="zh_TW" w:bidi="zh_TW"/>
-        </w:rPr>
-        <w:t>順服</w:t>
-      </w:r>
-      <w:r>
-        <w:rPr>
-          <w:lang w:val="zh_TW" w:bidi="zh_TW"/>
-        </w:rPr>
-        <w:t>、</w:t>
-      </w:r>
-      <w:r>
-        <w:rPr>
-          <w:lang w:val="zh_TW" w:bidi="zh_TW"/>
-        </w:rPr>
-        <w:t>硬著頸項</w:t>
-      </w:r>
-      <w:r>
-        <w:rPr>
-          <w:lang w:val="zh_TW" w:bidi="zh_TW"/>
-        </w:rPr>
-        <w:t>）</w:t>
+        <w:t>（另見：命令、違背、順服、硬著頸項）</w:t>
       </w:r>
     </w:p>
     <w:p>
